--- a/lessons/6-12/downloads/6-12-notes-l3.docx
+++ b/lessons/6-12/downloads/6-12-notes-l3.docx
@@ -1373,47 +1373,6 @@
         <w:t xml:space="preserve">Write About the Math</w:t>
       </w:r>
     </w:p>
-    <w:p>
-      <w:pPr>
-        <w:spacing w:after="100"/>
-      </w:pPr>
-      <w:r>
-        <w:rPr>
-          <w:i/>
-          <w:iCs/>
-          <w:color w:val="5F6F80"/>
-          <w:sz w:val="19"/>
-          <w:szCs w:val="19"/>
-        </w:rPr>
-        <w:t xml:space="preserve">Use the support level you need. Every level answers the same math question.</w:t>
-      </w:r>
-    </w:p>
-    <w:p>
-      <w:pPr>
-        <w:pStyle w:val="Heading2"/>
-        <w:spacing w:after="80" w:before="180"/>
-      </w:pPr>
-      <w:r>
-        <w:rPr>
-          <w:b/>
-          <w:bCs/>
-          <w:color w:val="12355B"/>
-          <w:sz w:val="24"/>
-          <w:szCs w:val="24"/>
-        </w:rPr>
-        <w:t xml:space="preserve">1. Understand the Question</w:t>
-      </w:r>
-      <w:r>
-        <w:rPr>
-          <w:i/>
-          <w:iCs/>
-          <w:color w:val="B97A12"/>
-          <w:sz w:val="19"/>
-          <w:szCs w:val="19"/>
-        </w:rPr>
-        <w:t xml:space="preserve">   explain</w:t>
-      </w:r>
-    </w:p>
     <w:tbl>
       <w:tblPr>
         <w:tblW w:type="pct" w:w="100%"/>
@@ -1452,38 +1411,16 @@
               </w:rPr>
               <w:t xml:space="preserve">How does the LCM help you figure out the fewest hot dogs and buns to buy so they come out even?</w:t>
             </w:r>
-          </w:p>
-          <w:p>
-            <w:pPr>
-              <w:spacing w:after="0"/>
-            </w:pPr>
-            <w:r>
-              <w:rPr>
-                <w:b/>
-                <w:bCs/>
-                <w:color w:val="12355B"/>
-                <w:sz w:val="20"/>
-                <w:szCs w:val="20"/>
-              </w:rPr>
-              <w:t xml:space="preserve">Your job:  </w:t>
-            </w:r>
-            <w:r>
-              <w:rPr>
-                <w:sz w:val="20"/>
-                <w:szCs w:val="20"/>
-              </w:rPr>
-              <w:t xml:space="preserve">Answer the question. Use math evidence. Explain how the evidence proves your answer.</w:t>
-            </w:r>
             <w:r>
               <w:rPr>
                 <w:i/>
                 <w:iCs/>
                 <w:color w:val="5F6F80"/>
-                <w:sz w:val="18"/>
-                <w:szCs w:val="18"/>
+                <w:sz w:val="19"/>
+                <w:szCs w:val="19"/>
               </w:rPr>
               <w:br/>
-              <w:t xml:space="preserve">Responde la pregunta. Usa evidencia matemática. Explica cómo la evidencia demuestra tu respuesta.</w:t>
+              <w:t xml:space="preserve">¿Cómo te ayuda el mínimo común múltiplo a averiguar la menor cantidad de salchichas y panes que hay que comprar para que salgan parejos?</w:t>
             </w:r>
           </w:p>
         </w:tc>
@@ -1491,33 +1428,22 @@
     </w:tbl>
     <w:p>
       <w:pPr>
-        <w:pStyle w:val="Heading2"/>
-        <w:spacing w:after="80" w:before="180"/>
-      </w:pPr>
-      <w:r>
-        <w:rPr>
-          <w:b/>
-          <w:bCs/>
-          <w:color w:val="12355B"/>
-          <w:sz w:val="24"/>
-          <w:szCs w:val="24"/>
-        </w:rPr>
-        <w:t xml:space="preserve">2. Plan Your Math Words</w:t>
-      </w:r>
+        <w:spacing w:after="100"/>
+      </w:pPr>
       <w:r>
         <w:rPr>
           <w:i/>
           <w:iCs/>
-          <w:color w:val="1FA6A2"/>
+          <w:color w:val="5F6F80"/>
           <w:sz w:val="19"/>
           <w:szCs w:val="19"/>
         </w:rPr>
-        <w:t xml:space="preserve">   check at least two</w:t>
-      </w:r>
-    </w:p>
-    <w:p>
-      <w:pPr>
-        <w:spacing w:after="60"/>
+        <w:t xml:space="preserve">Say your answer to a partner first. Then write it, using at least two of these words:</w:t>
+      </w:r>
+    </w:p>
+    <w:p>
+      <w:pPr>
+        <w:spacing w:after="40"/>
       </w:pPr>
       <w:r>
         <w:rPr>
@@ -1537,14 +1463,7 @@
           <w:sz w:val="20"/>
           <w:szCs w:val="20"/>
         </w:rPr>
-        <w:t xml:space="preserve">Least Common Multiple — </w:t>
-      </w:r>
-      <w:r>
-        <w:rPr>
-          <w:sz w:val="20"/>
-          <w:szCs w:val="20"/>
-        </w:rPr>
-        <w:t xml:space="preserve">The least positive number that is a multiple of two or more numbers.</w:t>
+        <w:t xml:space="preserve">Least Common Multiple</w:t>
       </w:r>
       <w:r>
         <w:rPr>
@@ -1554,13 +1473,12 @@
           <w:sz w:val="18"/>
           <w:szCs w:val="18"/>
         </w:rPr>
-        <w:br/>
-        <w:t xml:space="preserve">Mínimo común múltiplo — El menor número positivo que es múltiplo de dos o más números.</w:t>
-      </w:r>
-    </w:p>
-    <w:p>
-      <w:pPr>
-        <w:spacing w:after="60"/>
+        <w:t xml:space="preserve">  ·  Mínimo común múltiplo</w:t>
+      </w:r>
+    </w:p>
+    <w:p>
+      <w:pPr>
+        <w:spacing w:after="40"/>
       </w:pPr>
       <w:r>
         <w:rPr>
@@ -1580,14 +1498,7 @@
           <w:sz w:val="20"/>
           <w:szCs w:val="20"/>
         </w:rPr>
-        <w:t xml:space="preserve">Multiple — </w:t>
-      </w:r>
-      <w:r>
-        <w:rPr>
-          <w:sz w:val="20"/>
-          <w:szCs w:val="20"/>
-        </w:rPr>
-        <w:t xml:space="preserve">What you get when you multiply a number by 1, 2, 3, and so on.</w:t>
+        <w:t xml:space="preserve">Multiple</w:t>
       </w:r>
       <w:r>
         <w:rPr>
@@ -1597,13 +1508,12 @@
           <w:sz w:val="18"/>
           <w:szCs w:val="18"/>
         </w:rPr>
-        <w:br/>
-        <w:t xml:space="preserve">Múltiplo — Lo que obtienes al multiplicar un número por 1, 2, 3, y así.</w:t>
-      </w:r>
-    </w:p>
-    <w:p>
-      <w:pPr>
-        <w:spacing w:after="60"/>
+        <w:t xml:space="preserve">  ·  Múltiplo</w:t>
+      </w:r>
+    </w:p>
+    <w:p>
+      <w:pPr>
+        <w:spacing w:after="40"/>
       </w:pPr>
       <w:r>
         <w:rPr>
@@ -1623,14 +1533,7 @@
           <w:sz w:val="20"/>
           <w:szCs w:val="20"/>
         </w:rPr>
-        <w:t xml:space="preserve">Common multiple — </w:t>
-      </w:r>
-      <w:r>
-        <w:rPr>
-          <w:sz w:val="20"/>
-          <w:szCs w:val="20"/>
-        </w:rPr>
-        <w:t xml:space="preserve">A number that two or more numbers both go into.</w:t>
+        <w:t xml:space="preserve">Common multiple</w:t>
       </w:r>
       <w:r>
         <w:rPr>
@@ -1640,13 +1543,12 @@
           <w:sz w:val="18"/>
           <w:szCs w:val="18"/>
         </w:rPr>
-        <w:br/>
-        <w:t xml:space="preserve">Múltiplo común — Un número al que llegan dos o más números al multiplicar.</w:t>
-      </w:r>
-    </w:p>
-    <w:p>
-      <w:pPr>
-        <w:spacing w:after="60"/>
+        <w:t xml:space="preserve">  ·  Múltiplo común</w:t>
+      </w:r>
+    </w:p>
+    <w:p>
+      <w:pPr>
+        <w:spacing w:after="40"/>
       </w:pPr>
       <w:r>
         <w:rPr>
@@ -1666,14 +1568,7 @@
           <w:sz w:val="20"/>
           <w:szCs w:val="20"/>
         </w:rPr>
-        <w:t xml:space="preserve">Skip counting — </w:t>
-      </w:r>
-      <w:r>
-        <w:rPr>
-          <w:sz w:val="20"/>
-          <w:szCs w:val="20"/>
-        </w:rPr>
-        <w:t xml:space="preserve">Counting by a number, like 2, 4, 6, to list its multiples.</w:t>
+        <w:t xml:space="preserve">Skip counting</w:t>
       </w:r>
       <w:r>
         <w:rPr>
@@ -1683,13 +1578,12 @@
           <w:sz w:val="18"/>
           <w:szCs w:val="18"/>
         </w:rPr>
-        <w:br/>
-        <w:t xml:space="preserve">Conteo salteado — Contar de un número en un número, como 2, 4, 6, para listar sus múltiplos.</w:t>
-      </w:r>
-    </w:p>
-    <w:p>
-      <w:pPr>
-        <w:spacing w:after="60"/>
+        <w:t xml:space="preserve">  ·  Conteo salteado</w:t>
+      </w:r>
+    </w:p>
+    <w:p>
+      <w:pPr>
+        <w:spacing w:after="40"/>
       </w:pPr>
       <w:r>
         <w:rPr>
@@ -1709,14 +1603,7 @@
           <w:sz w:val="20"/>
           <w:szCs w:val="20"/>
         </w:rPr>
-        <w:t xml:space="preserve">Prime factorization — </w:t>
-      </w:r>
-      <w:r>
-        <w:rPr>
-          <w:sz w:val="20"/>
-          <w:szCs w:val="20"/>
-        </w:rPr>
-        <w:t xml:space="preserve">Writing a number as prime numbers multiplied together. It helps you find the LCM.</w:t>
+        <w:t xml:space="preserve">Prime factorization</w:t>
       </w:r>
       <w:r>
         <w:rPr>
@@ -1726,109 +1613,7 @@
           <w:sz w:val="18"/>
           <w:szCs w:val="18"/>
         </w:rPr>
-        <w:br/>
-        <w:t xml:space="preserve">Factorización prima — Escribir un número como números primos multiplicados. Ayuda a encontrar el mcm.</w:t>
-      </w:r>
-    </w:p>
-    <w:tbl>
-      <w:tblPr>
-        <w:tblW w:type="pct" w:w="100%"/>
-        <w:tblBorders>
-          <w:top w:val="single" w:color="1FA6A2" w:sz="8"/>
-          <w:left w:val="single" w:color="1FA6A2" w:sz="8"/>
-          <w:bottom w:val="single" w:color="1FA6A2" w:sz="8"/>
-          <w:right w:val="single" w:color="1FA6A2" w:sz="8"/>
-          <w:insideH w:val="single" w:color="auto" w:sz="4"/>
-          <w:insideV w:val="single" w:color="auto" w:sz="4"/>
-        </w:tblBorders>
-      </w:tblPr>
-      <w:tblGrid>
-        <w:gridCol w:w="100"/>
-      </w:tblGrid>
-      <w:tr>
-        <w:tc>
-          <w:tcPr>
-            <w:shd w:fill="F7FFFD" w:color="auto" w:val="clear"/>
-            <w:tcMar>
-              <w:top w:type="dxa" w:w="120"/>
-              <w:left w:type="dxa" w:w="180"/>
-              <w:bottom w:type="dxa" w:w="120"/>
-              <w:right w:type="dxa" w:w="180"/>
-            </w:tcMar>
-          </w:tcPr>
-          <w:p>
-            <w:pPr>
-              <w:spacing w:after="50"/>
-            </w:pPr>
-            <w:r>
-              <w:rPr>
-                <w:b/>
-                <w:bCs/>
-                <w:color w:val="1FA6A2"/>
-                <w:sz w:val="20"/>
-                <w:szCs w:val="20"/>
-              </w:rPr>
-              <w:t xml:space="preserve">Say it first:  </w:t>
-            </w:r>
-            <w:r>
-              <w:rPr>
-                <w:sz w:val="20"/>
-                <w:szCs w:val="20"/>
-              </w:rPr>
-              <w:t xml:space="preserve">Say your idea to a partner or quietly to yourself before you write.</w:t>
-            </w:r>
-          </w:p>
-          <w:p>
-            <w:pPr>
-              <w:spacing w:after="60"/>
-            </w:pPr>
-            <w:r>
-              <w:rPr>
-                <w:color w:val="1A2733"/>
-                <w:sz w:val="21"/>
-                <w:szCs w:val="21"/>
-              </w:rPr>
-              <w:t xml:space="preserve">I need to buy ___ hot dogs and ___ buns because the LCM of 8 and 6 is ___.</w:t>
-            </w:r>
-            <w:r>
-              <w:rPr>
-                <w:i/>
-                <w:iCs/>
-                <w:color w:val="5F6F80"/>
-                <w:sz w:val="19"/>
-                <w:szCs w:val="19"/>
-              </w:rPr>
-              <w:br/>
-              <w:t xml:space="preserve">Di tu respuesta primero: Mi respuesta es ___ porque ___.</w:t>
-            </w:r>
-          </w:p>
-        </w:tc>
-      </w:tr>
-    </w:tbl>
-    <w:p>
-      <w:pPr>
-        <w:pStyle w:val="Heading2"/>
-        <w:spacing w:after="80" w:before="180"/>
-      </w:pPr>
-      <w:r>
-        <w:rPr>
-          <w:b/>
-          <w:bCs/>
-          <w:color w:val="12355B"/>
-          <w:sz w:val="24"/>
-          <w:szCs w:val="24"/>
-        </w:rPr>
-        <w:t xml:space="preserve">3. Build Your Explanation</w:t>
-      </w:r>
-      <w:r>
-        <w:rPr>
-          <w:i/>
-          <w:iCs/>
-          <w:color w:val="B97A12"/>
-          <w:sz w:val="19"/>
-          <w:szCs w:val="19"/>
-        </w:rPr>
-        <w:t xml:space="preserve">   choose your support</w:t>
+        <w:t xml:space="preserve">  ·  Factorización prima</w:t>
       </w:r>
     </w:p>
     <w:tbl>
@@ -1859,21 +1644,6 @@
           </w:tcPr>
           <w:p>
             <w:pPr>
-              <w:spacing w:after="50"/>
-            </w:pPr>
-            <w:r>
-              <w:rPr>
-                <w:i/>
-                <w:iCs/>
-                <w:color w:val="5F6F80"/>
-                <w:sz w:val="19"/>
-                <w:szCs w:val="19"/>
-              </w:rPr>
-              <w:t xml:space="preserve">This model shows the parts of an explanation. It does not answer your writing question.</w:t>
-            </w:r>
-          </w:p>
-          <w:p>
-            <w:pPr>
               <w:spacing w:after="80"/>
             </w:pPr>
             <w:r>
@@ -1884,58 +1654,14 @@
                 <w:sz w:val="19"/>
                 <w:szCs w:val="19"/>
               </w:rPr>
-              <w:t xml:space="preserve">Claim:  </w:t>
+              <w:t xml:space="preserve">Model:  </w:t>
             </w:r>
             <w:r>
               <w:rPr>
                 <w:sz w:val="19"/>
                 <w:szCs w:val="19"/>
               </w:rPr>
-              <w:t xml:space="preserve">The next shared check is a common multiple of 4 and 6, not their sum.</w:t>
-            </w:r>
-          </w:p>
-          <w:p>
-            <w:pPr>
-              <w:spacing w:after="80"/>
-            </w:pPr>
-            <w:r>
-              <w:rPr>
-                <w:b/>
-                <w:bCs/>
-                <w:color w:val="12355B"/>
-                <w:sz w:val="19"/>
-                <w:szCs w:val="19"/>
-              </w:rPr>
-              <w:t xml:space="preserve">Evidence:  </w:t>
-            </w:r>
-            <w:r>
-              <w:rPr>
-                <w:sz w:val="19"/>
-                <w:szCs w:val="19"/>
-              </w:rPr>
-              <w:t xml:space="preserve">Students reason that each astronaut repeats on multiples of their own number, so they only overlap at a common multiple, and adding 4 + 6 does not land on both schedules.</w:t>
-            </w:r>
-          </w:p>
-          <w:p>
-            <w:pPr>
-              <w:spacing w:after="80"/>
-            </w:pPr>
-            <w:r>
-              <w:rPr>
-                <w:b/>
-                <w:bCs/>
-                <w:color w:val="12355B"/>
-                <w:sz w:val="19"/>
-                <w:szCs w:val="19"/>
-              </w:rPr>
-              <w:t xml:space="preserve">Reasoning:  </w:t>
-            </w:r>
-            <w:r>
-              <w:rPr>
-                <w:sz w:val="19"/>
-                <w:szCs w:val="19"/>
-              </w:rPr>
-              <w:t xml:space="preserve">This evidence connects the definition of least common multiple to the mathematical claim.</w:t>
+              <w:t xml:space="preserve">The next shared check is a common multiple of 4 and 6, not their sum. — Students reason that each astronaut repeats on multiples of their own number, so they only overlap at a common multiple, and adding 4 + 6 does not land on both schedules.</w:t>
             </w:r>
           </w:p>
         </w:tc>
@@ -2014,7 +1740,7 @@
           <w:sz w:val="21"/>
           <w:szCs w:val="21"/>
         </w:rPr>
-        <w:t xml:space="preserve">My answer is ___.</w:t>
+        <w:t xml:space="preserve">My answer is ___ because ___.</w:t>
       </w:r>
       <w:r>
         <w:rPr>
@@ -2025,7 +1751,7 @@
           <w:szCs w:val="19"/>
         </w:rPr>
         <w:br/>
-        <w:t xml:space="preserve">Mi respuesta es ___.</w:t>
+        <w:t xml:space="preserve">Mi respuesta es ___ porque ___.</w:t>
       </w:r>
     </w:p>
     <w:tbl>
@@ -2165,7 +1891,7 @@
           <w:sz w:val="21"/>
           <w:szCs w:val="21"/>
         </w:rPr>
-        <w:t xml:space="preserve">I know because ___.</w:t>
+        <w:t xml:space="preserve">My evidence is ___, so ___.</w:t>
       </w:r>
       <w:r>
         <w:rPr>
@@ -2176,31 +1902,7 @@
           <w:szCs w:val="19"/>
         </w:rPr>
         <w:br/>
-        <w:t xml:space="preserve">Lo sé porque ___.</w:t>
-      </w:r>
-    </w:p>
-    <w:p>
-      <w:pPr>
-        <w:spacing w:after="60"/>
-      </w:pPr>
-      <w:r>
-        <w:rPr>
-          <w:color w:val="1A2733"/>
-          <w:sz w:val="21"/>
-          <w:szCs w:val="21"/>
-        </w:rPr>
-        <w:t xml:space="preserve">So ___.</w:t>
-      </w:r>
-      <w:r>
-        <w:rPr>
-          <w:i/>
-          <w:iCs/>
-          <w:color w:val="5F6F80"/>
-          <w:sz w:val="19"/>
-          <w:szCs w:val="19"/>
-        </w:rPr>
-        <w:br/>
-        <w:t xml:space="preserve">Entonces ___.</w:t>
+        <w:t xml:space="preserve">Mi evidencia es ___, entonces ___.</w:t>
       </w:r>
     </w:p>
     <w:tbl>
@@ -2306,78 +2008,6 @@
         <w:t xml:space="preserve">Escribe una afirmación, da evidencia matemática y explica tu razonamiento.</w:t>
       </w:r>
     </w:p>
-    <w:p>
-      <w:pPr>
-        <w:spacing w:after="60"/>
-      </w:pPr>
-      <w:r>
-        <w:rPr>
-          <w:color w:val="1A2733"/>
-          <w:sz w:val="21"/>
-          <w:szCs w:val="21"/>
-        </w:rPr>
-        <w:t xml:space="preserve">My claim is ___.</w:t>
-      </w:r>
-      <w:r>
-        <w:rPr>
-          <w:i/>
-          <w:iCs/>
-          <w:color w:val="5F6F80"/>
-          <w:sz w:val="19"/>
-          <w:szCs w:val="19"/>
-        </w:rPr>
-        <w:br/>
-        <w:t xml:space="preserve">Mi afirmación es ___.</w:t>
-      </w:r>
-    </w:p>
-    <w:p>
-      <w:pPr>
-        <w:spacing w:after="60"/>
-      </w:pPr>
-      <w:r>
-        <w:rPr>
-          <w:color w:val="1A2733"/>
-          <w:sz w:val="21"/>
-          <w:szCs w:val="21"/>
-        </w:rPr>
-        <w:t xml:space="preserve">My math evidence is ___.</w:t>
-      </w:r>
-      <w:r>
-        <w:rPr>
-          <w:i/>
-          <w:iCs/>
-          <w:color w:val="5F6F80"/>
-          <w:sz w:val="19"/>
-          <w:szCs w:val="19"/>
-        </w:rPr>
-        <w:br/>
-        <w:t xml:space="preserve">Mi evidencia matemática es ___.</w:t>
-      </w:r>
-    </w:p>
-    <w:p>
-      <w:pPr>
-        <w:spacing w:after="60"/>
-      </w:pPr>
-      <w:r>
-        <w:rPr>
-          <w:color w:val="1A2733"/>
-          <w:sz w:val="21"/>
-          <w:szCs w:val="21"/>
-        </w:rPr>
-        <w:t xml:space="preserve">This proves ___ because ___.</w:t>
-      </w:r>
-      <w:r>
-        <w:rPr>
-          <w:i/>
-          <w:iCs/>
-          <w:color w:val="5F6F80"/>
-          <w:sz w:val="19"/>
-          <w:szCs w:val="19"/>
-        </w:rPr>
-        <w:br/>
-        <w:t xml:space="preserve">Esto demuestra ___ porque ___.</w:t>
-      </w:r>
-    </w:p>
     <w:tbl>
       <w:tblPr>
         <w:tblW w:type="pct" w:w="100%"/>
@@ -2460,7 +2090,7 @@
           <w:sz w:val="24"/>
           <w:szCs w:val="24"/>
         </w:rPr>
-        <w:t xml:space="preserve">4. Check Your Explanation</w:t>
+        <w:t xml:space="preserve">Check Your Explanation</w:t>
       </w:r>
       <w:r>
         <w:rPr>
@@ -2470,7 +2100,7 @@
           <w:sz w:val="19"/>
           <w:szCs w:val="19"/>
         </w:rPr>
-        <w:t xml:space="preserve">   five quick checks</w:t>
+        <w:t xml:space="preserve">   three quick checks</w:t>
       </w:r>
     </w:p>
     <w:p>
@@ -2494,17 +2124,6 @@
         </w:rPr>
         <w:t xml:space="preserve">I answered the question.</w:t>
       </w:r>
-      <w:r>
-        <w:rPr>
-          <w:i/>
-          <w:iCs/>
-          <w:color w:val="5F6F80"/>
-          <w:sz w:val="18"/>
-          <w:szCs w:val="18"/>
-        </w:rPr>
-        <w:br/>
-        <w:t xml:space="preserve">Respondí la pregunta.</w:t>
-      </w:r>
     </w:p>
     <w:p>
       <w:pPr>
@@ -2525,18 +2144,7 @@
           <w:sz w:val="20"/>
           <w:szCs w:val="20"/>
         </w:rPr>
-        <w:t xml:space="preserve">I used math evidence: numbers, an equation, a model, or a comparison.</w:t>
-      </w:r>
-      <w:r>
-        <w:rPr>
-          <w:i/>
-          <w:iCs/>
-          <w:color w:val="5F6F80"/>
-          <w:sz w:val="18"/>
-          <w:szCs w:val="18"/>
-        </w:rPr>
-        <w:br/>
-        <w:t xml:space="preserve">Usé evidencia matemática: números, una ecuación, un modelo o una comparación.</w:t>
+        <w:t xml:space="preserve">I used math evidence: numbers, an equation, or a model.</w:t>
       </w:r>
     </w:p>
     <w:p>
@@ -2558,84 +2166,7 @@
           <w:sz w:val="20"/>
           <w:szCs w:val="20"/>
         </w:rPr>
-        <w:t xml:space="preserve">I explained how the evidence proves my answer.</w:t>
-      </w:r>
-      <w:r>
-        <w:rPr>
-          <w:i/>
-          <w:iCs/>
-          <w:color w:val="5F6F80"/>
-          <w:sz w:val="18"/>
-          <w:szCs w:val="18"/>
-        </w:rPr>
-        <w:br/>
-        <w:t xml:space="preserve">Expliqué cómo la evidencia demuestra mi respuesta.</w:t>
-      </w:r>
-    </w:p>
-    <w:p>
-      <w:pPr>
-        <w:spacing w:after="80"/>
-      </w:pPr>
-      <w:r>
-        <w:rPr>
-          <w:b/>
-          <w:bCs/>
-          <w:color w:val="1FA6A2"/>
-          <w:sz w:val="22"/>
-          <w:szCs w:val="22"/>
-        </w:rPr>
-        <w:t xml:space="preserve">☐  </w:t>
-      </w:r>
-      <w:r>
-        <w:rPr>
-          <w:sz w:val="20"/>
-          <w:szCs w:val="20"/>
-        </w:rPr>
         <w:t xml:space="preserve">I used at least two math words.</w:t>
-      </w:r>
-      <w:r>
-        <w:rPr>
-          <w:i/>
-          <w:iCs/>
-          <w:color w:val="5F6F80"/>
-          <w:sz w:val="18"/>
-          <w:szCs w:val="18"/>
-        </w:rPr>
-        <w:br/>
-        <w:t xml:space="preserve">Usé por lo menos dos palabras matemáticas.</w:t>
-      </w:r>
-    </w:p>
-    <w:p>
-      <w:pPr>
-        <w:spacing w:after="80"/>
-      </w:pPr>
-      <w:r>
-        <w:rPr>
-          <w:b/>
-          <w:bCs/>
-          <w:color w:val="1FA6A2"/>
-          <w:sz w:val="22"/>
-          <w:szCs w:val="22"/>
-        </w:rPr>
-        <w:t xml:space="preserve">☐  </w:t>
-      </w:r>
-      <w:r>
-        <w:rPr>
-          <w:sz w:val="20"/>
-          <w:szCs w:val="20"/>
-        </w:rPr>
-        <w:t xml:space="preserve">I reread complete sentences and punctuation.</w:t>
-      </w:r>
-      <w:r>
-        <w:rPr>
-          <w:i/>
-          <w:iCs/>
-          <w:color w:val="5F6F80"/>
-          <w:sz w:val="18"/>
-          <w:szCs w:val="18"/>
-        </w:rPr>
-        <w:br/>
-        <w:t xml:space="preserve">Volví a leer mis oraciones completas y la puntuación.</w:t>
       </w:r>
     </w:p>
     <w:p>
